--- a/course/智能工厂集成技术/2025/大纲/25JD32406-智能工厂集成技术-课程教学大纲.docx
+++ b/course/智能工厂集成技术/2025/大纲/25JD32406-智能工厂集成技术-课程教学大纲.docx
@@ -4131,18 +4131,17 @@
           </w:tcPr>
           <w:p>
             <w:pPr>
-              <w:spacing w:before="0" w:after="0" w:line="240" w:lineRule="auto"/>
+              <w:spacing w:before="0" w:after="0" w:line="252" w:lineRule="auto"/>
               <w:jc w:val="center"/>
             </w:pPr>
             <w:r/>
             <w:r>
               <w:rPr>
-                <w:rFonts w:ascii="Times New Roman" w:hAnsi="Times New Roman" w:cs="Times New Roman" w:eastAsia="宋体" w:hint="eastAsia"/>
+                <w:rFonts w:ascii="Times New Roman" w:hAnsi="Times New Roman" w:eastAsia="宋体"/>
                 <w:b/>
                 <w:sz w:val="16"/>
-                <w:lang w:eastAsia="zh-CN"/>
               </w:rPr>
-              <w:t>平时表现（20%）</w:t>
+              <w:t>平时成绩（20%）</w:t>
             </w:r>
           </w:p>
         </w:tc>
@@ -4159,18 +4158,17 @@
           </w:tcPr>
           <w:p>
             <w:pPr>
-              <w:spacing w:before="0" w:after="0" w:line="240" w:lineRule="auto"/>
+              <w:spacing w:before="0" w:after="0" w:line="252" w:lineRule="auto"/>
               <w:jc w:val="center"/>
             </w:pPr>
             <w:r/>
             <w:r>
               <w:rPr>
-                <w:rFonts w:ascii="Times New Roman" w:hAnsi="Times New Roman" w:cs="Times New Roman" w:eastAsia="宋体" w:hint="eastAsia"/>
+                <w:rFonts w:ascii="Times New Roman" w:hAnsi="Times New Roman" w:eastAsia="宋体"/>
                 <w:b/>
                 <w:sz w:val="16"/>
-                <w:lang w:eastAsia="zh-CN"/>
               </w:rPr>
-              <w:t>课程作业（30%）</w:t>
+              <w:t>课程作业（20%）</w:t>
             </w:r>
           </w:p>
         </w:tc>
@@ -4187,18 +4185,17 @@
           </w:tcPr>
           <w:p>
             <w:pPr>
-              <w:spacing w:before="0" w:after="0" w:line="240" w:lineRule="auto"/>
+              <w:spacing w:before="0" w:after="0" w:line="252" w:lineRule="auto"/>
               <w:jc w:val="center"/>
             </w:pPr>
             <w:r/>
             <w:r>
               <w:rPr>
-                <w:rFonts w:ascii="Times New Roman" w:hAnsi="Times New Roman" w:cs="Times New Roman" w:eastAsia="宋体" w:hint="eastAsia"/>
+                <w:rFonts w:ascii="Times New Roman" w:hAnsi="Times New Roman" w:eastAsia="宋体"/>
                 <w:b/>
                 <w:sz w:val="16"/>
-                <w:lang w:eastAsia="zh-CN"/>
               </w:rPr>
-              <w:t>期末考查（50%）</w:t>
+              <w:t>期末考核（60%）</w:t>
             </w:r>
           </w:p>
         </w:tc>
@@ -4272,10 +4269,16 @@
             <w:tcW w:type="dxa" w:w="1100"/>
           </w:tcPr>
           <w:p>
+            <w:pPr>
+              <w:spacing w:before="0" w:after="0" w:line="252" w:lineRule="auto"/>
+              <w:jc w:val="center"/>
+            </w:pPr>
+            <w:r/>
             <w:r>
               <w:rPr>
                 <w:rFonts w:ascii="Times New Roman" w:hAnsi="Times New Roman" w:eastAsia="宋体"/>
-                <w:sz w:val="15"/>
+                <w:b w:val="0"/>
+                <w:sz w:val="16"/>
               </w:rPr>
               <w:t>10%</w:t>
             </w:r>
@@ -4286,12 +4289,18 @@
             <w:tcW w:type="dxa" w:w="1100"/>
           </w:tcPr>
           <w:p>
+            <w:pPr>
+              <w:spacing w:before="0" w:after="0" w:line="252" w:lineRule="auto"/>
+              <w:jc w:val="center"/>
+            </w:pPr>
+            <w:r/>
             <w:r>
               <w:rPr>
                 <w:rFonts w:ascii="Times New Roman" w:hAnsi="Times New Roman" w:eastAsia="宋体"/>
-                <w:sz w:val="15"/>
+                <w:b w:val="0"/>
+                <w:sz w:val="16"/>
               </w:rPr>
-              <w:t>15%</w:t>
+              <w:t>10%</w:t>
             </w:r>
           </w:p>
         </w:tc>
@@ -4300,10 +4309,16 @@
             <w:tcW w:type="dxa" w:w="1300"/>
           </w:tcPr>
           <w:p>
+            <w:pPr>
+              <w:spacing w:before="0" w:after="0" w:line="252" w:lineRule="auto"/>
+              <w:jc w:val="center"/>
+            </w:pPr>
+            <w:r/>
             <w:r>
               <w:rPr>
                 <w:rFonts w:ascii="Times New Roman" w:hAnsi="Times New Roman" w:eastAsia="宋体"/>
-                <w:sz w:val="15"/>
+                <w:b w:val="0"/>
+                <w:sz w:val="16"/>
               </w:rPr>
               <w:t>10%</w:t>
             </w:r>
@@ -4383,10 +4398,16 @@
             <w:tcW w:type="dxa" w:w="1100"/>
           </w:tcPr>
           <w:p>
+            <w:pPr>
+              <w:spacing w:before="0" w:after="0" w:line="252" w:lineRule="auto"/>
+              <w:jc w:val="center"/>
+            </w:pPr>
+            <w:r/>
             <w:r>
               <w:rPr>
                 <w:rFonts w:ascii="Times New Roman" w:hAnsi="Times New Roman" w:eastAsia="宋体"/>
-                <w:sz w:val="15"/>
+                <w:b w:val="0"/>
+                <w:sz w:val="16"/>
               </w:rPr>
               <w:t>15%</w:t>
             </w:r>
@@ -4397,12 +4418,18 @@
             <w:tcW w:type="dxa" w:w="1100"/>
           </w:tcPr>
           <w:p>
+            <w:pPr>
+              <w:spacing w:before="0" w:after="0" w:line="252" w:lineRule="auto"/>
+              <w:jc w:val="center"/>
+            </w:pPr>
+            <w:r/>
             <w:r>
               <w:rPr>
                 <w:rFonts w:ascii="Times New Roman" w:hAnsi="Times New Roman" w:eastAsia="宋体"/>
-                <w:sz w:val="15"/>
+                <w:b w:val="0"/>
+                <w:sz w:val="16"/>
               </w:rPr>
-              <w:t>20%</w:t>
+              <w:t>15%</w:t>
             </w:r>
           </w:p>
         </w:tc>
@@ -4411,12 +4438,18 @@
             <w:tcW w:type="dxa" w:w="1300"/>
           </w:tcPr>
           <w:p>
+            <w:pPr>
+              <w:spacing w:before="0" w:after="0" w:line="252" w:lineRule="auto"/>
+              <w:jc w:val="center"/>
+            </w:pPr>
+            <w:r/>
             <w:r>
               <w:rPr>
                 <w:rFonts w:ascii="Times New Roman" w:hAnsi="Times New Roman" w:eastAsia="宋体"/>
-                <w:sz w:val="15"/>
+                <w:b w:val="0"/>
+                <w:sz w:val="16"/>
               </w:rPr>
-              <w:t>20%</w:t>
+              <w:t>15%</w:t>
             </w:r>
           </w:p>
         </w:tc>
@@ -4494,10 +4527,16 @@
             <w:tcW w:type="dxa" w:w="1100"/>
           </w:tcPr>
           <w:p>
+            <w:pPr>
+              <w:spacing w:before="0" w:after="0" w:line="252" w:lineRule="auto"/>
+              <w:jc w:val="center"/>
+            </w:pPr>
+            <w:r/>
             <w:r>
               <w:rPr>
                 <w:rFonts w:ascii="Times New Roman" w:hAnsi="Times New Roman" w:eastAsia="宋体"/>
-                <w:sz w:val="15"/>
+                <w:b w:val="0"/>
+                <w:sz w:val="16"/>
               </w:rPr>
               <w:t>15%</w:t>
             </w:r>
@@ -4508,10 +4547,16 @@
             <w:tcW w:type="dxa" w:w="1100"/>
           </w:tcPr>
           <w:p>
+            <w:pPr>
+              <w:spacing w:before="0" w:after="0" w:line="252" w:lineRule="auto"/>
+              <w:jc w:val="center"/>
+            </w:pPr>
+            <w:r/>
             <w:r>
               <w:rPr>
                 <w:rFonts w:ascii="Times New Roman" w:hAnsi="Times New Roman" w:eastAsia="宋体"/>
-                <w:sz w:val="15"/>
+                <w:b w:val="0"/>
+                <w:sz w:val="16"/>
               </w:rPr>
               <w:t>20%</w:t>
             </w:r>
@@ -4522,12 +4567,18 @@
             <w:tcW w:type="dxa" w:w="1300"/>
           </w:tcPr>
           <w:p>
+            <w:pPr>
+              <w:spacing w:before="0" w:after="0" w:line="252" w:lineRule="auto"/>
+              <w:jc w:val="center"/>
+            </w:pPr>
+            <w:r/>
             <w:r>
               <w:rPr>
                 <w:rFonts w:ascii="Times New Roman" w:hAnsi="Times New Roman" w:eastAsia="宋体"/>
-                <w:sz w:val="15"/>
+                <w:b w:val="0"/>
+                <w:sz w:val="16"/>
               </w:rPr>
-              <w:t>20%</w:t>
+              <w:t>15%</w:t>
             </w:r>
           </w:p>
         </w:tc>
@@ -4605,10 +4656,16 @@
             <w:tcW w:type="dxa" w:w="1100"/>
           </w:tcPr>
           <w:p>
+            <w:pPr>
+              <w:spacing w:before="0" w:after="0" w:line="252" w:lineRule="auto"/>
+              <w:jc w:val="center"/>
+            </w:pPr>
+            <w:r/>
             <w:r>
               <w:rPr>
                 <w:rFonts w:ascii="Times New Roman" w:hAnsi="Times New Roman" w:eastAsia="宋体"/>
-                <w:sz w:val="15"/>
+                <w:b w:val="0"/>
+                <w:sz w:val="16"/>
               </w:rPr>
               <w:t>20%</w:t>
             </w:r>
@@ -4619,10 +4676,16 @@
             <w:tcW w:type="dxa" w:w="1100"/>
           </w:tcPr>
           <w:p>
+            <w:pPr>
+              <w:spacing w:before="0" w:after="0" w:line="252" w:lineRule="auto"/>
+              <w:jc w:val="center"/>
+            </w:pPr>
+            <w:r/>
             <w:r>
               <w:rPr>
                 <w:rFonts w:ascii="Times New Roman" w:hAnsi="Times New Roman" w:eastAsia="宋体"/>
-                <w:sz w:val="15"/>
+                <w:b w:val="0"/>
+                <w:sz w:val="16"/>
               </w:rPr>
               <w:t>20%</w:t>
             </w:r>
@@ -4633,10 +4696,16 @@
             <w:tcW w:type="dxa" w:w="1300"/>
           </w:tcPr>
           <w:p>
+            <w:pPr>
+              <w:spacing w:before="0" w:after="0" w:line="252" w:lineRule="auto"/>
+              <w:jc w:val="center"/>
+            </w:pPr>
+            <w:r/>
             <w:r>
               <w:rPr>
                 <w:rFonts w:ascii="Times New Roman" w:hAnsi="Times New Roman" w:eastAsia="宋体"/>
-                <w:sz w:val="15"/>
+                <w:b w:val="0"/>
+                <w:sz w:val="16"/>
               </w:rPr>
               <w:t>20%</w:t>
             </w:r>
@@ -4716,10 +4785,16 @@
             <w:tcW w:type="dxa" w:w="1100"/>
           </w:tcPr>
           <w:p>
+            <w:pPr>
+              <w:spacing w:before="0" w:after="0" w:line="252" w:lineRule="auto"/>
+              <w:jc w:val="center"/>
+            </w:pPr>
+            <w:r/>
             <w:r>
               <w:rPr>
                 <w:rFonts w:ascii="Times New Roman" w:hAnsi="Times New Roman" w:eastAsia="宋体"/>
-                <w:sz w:val="15"/>
+                <w:b w:val="0"/>
+                <w:sz w:val="16"/>
               </w:rPr>
               <w:t>20%</w:t>
             </w:r>
@@ -4730,12 +4805,18 @@
             <w:tcW w:type="dxa" w:w="1100"/>
           </w:tcPr>
           <w:p>
+            <w:pPr>
+              <w:spacing w:before="0" w:after="0" w:line="252" w:lineRule="auto"/>
+              <w:jc w:val="center"/>
+            </w:pPr>
+            <w:r/>
             <w:r>
               <w:rPr>
                 <w:rFonts w:ascii="Times New Roman" w:hAnsi="Times New Roman" w:eastAsia="宋体"/>
-                <w:sz w:val="15"/>
+                <w:b w:val="0"/>
+                <w:sz w:val="16"/>
               </w:rPr>
-              <w:t>15%</w:t>
+              <w:t>20%</w:t>
             </w:r>
           </w:p>
         </w:tc>
@@ -4744,10 +4825,16 @@
             <w:tcW w:type="dxa" w:w="1300"/>
           </w:tcPr>
           <w:p>
+            <w:pPr>
+              <w:spacing w:before="0" w:after="0" w:line="252" w:lineRule="auto"/>
+              <w:jc w:val="center"/>
+            </w:pPr>
+            <w:r/>
             <w:r>
               <w:rPr>
                 <w:rFonts w:ascii="Times New Roman" w:hAnsi="Times New Roman" w:eastAsia="宋体"/>
-                <w:sz w:val="15"/>
+                <w:b w:val="0"/>
+                <w:sz w:val="16"/>
               </w:rPr>
               <w:t>20%</w:t>
             </w:r>
@@ -4827,10 +4914,16 @@
             <w:tcW w:type="dxa" w:w="1100"/>
           </w:tcPr>
           <w:p>
+            <w:pPr>
+              <w:spacing w:before="0" w:after="0" w:line="252" w:lineRule="auto"/>
+              <w:jc w:val="center"/>
+            </w:pPr>
+            <w:r/>
             <w:r>
               <w:rPr>
                 <w:rFonts w:ascii="Times New Roman" w:hAnsi="Times New Roman" w:eastAsia="宋体"/>
-                <w:sz w:val="15"/>
+                <w:b w:val="0"/>
+                <w:sz w:val="16"/>
               </w:rPr>
               <w:t>20%</w:t>
             </w:r>
@@ -4841,12 +4934,18 @@
             <w:tcW w:type="dxa" w:w="1100"/>
           </w:tcPr>
           <w:p>
+            <w:pPr>
+              <w:spacing w:before="0" w:after="0" w:line="252" w:lineRule="auto"/>
+              <w:jc w:val="center"/>
+            </w:pPr>
+            <w:r/>
             <w:r>
               <w:rPr>
                 <w:rFonts w:ascii="Times New Roman" w:hAnsi="Times New Roman" w:eastAsia="宋体"/>
-                <w:sz w:val="15"/>
+                <w:b w:val="0"/>
+                <w:sz w:val="16"/>
               </w:rPr>
-              <w:t>10%</w:t>
+              <w:t>15%</w:t>
             </w:r>
           </w:p>
         </w:tc>
@@ -4855,12 +4954,18 @@
             <w:tcW w:type="dxa" w:w="1300"/>
           </w:tcPr>
           <w:p>
+            <w:pPr>
+              <w:spacing w:before="0" w:after="0" w:line="252" w:lineRule="auto"/>
+              <w:jc w:val="center"/>
+            </w:pPr>
+            <w:r/>
             <w:r>
               <w:rPr>
                 <w:rFonts w:ascii="Times New Roman" w:hAnsi="Times New Roman" w:eastAsia="宋体"/>
-                <w:sz w:val="15"/>
+                <w:b w:val="0"/>
+                <w:sz w:val="16"/>
               </w:rPr>
-              <w:t>10%</w:t>
+              <w:t>20%</w:t>
             </w:r>
           </w:p>
         </w:tc>
@@ -5046,16 +5151,17 @@
     </w:p>
     <w:p>
       <w:pPr>
-        <w:spacing w:before="0" w:after="0" w:line="293" w:lineRule="auto"/>
+        <w:spacing w:before="0" w:after="0" w:line="283" w:lineRule="auto"/>
         <w:ind w:firstLine="420"/>
         <w:jc w:val="left"/>
       </w:pPr>
       <w:r>
         <w:rPr>
           <w:rFonts w:ascii="Times New Roman" w:hAnsi="Times New Roman" w:eastAsia="宋体"/>
+          <w:b w:val="0"/>
           <w:sz w:val="21"/>
         </w:rPr>
-        <w:t>本课程采用平时表现、课程作业和期末综合考查相结合的方式。最终成绩100%=平时表现20%＋课程作业30%＋期末综合考查50%。课程作业围绕体系架构、工业网络、装备单元、MES业务系统、工业互联网平台和综合集成方案形成阶段成果；期末综合考查重点评价系统架构、接口选择、业务数据贯通、集成设计与安全运维能力。</w:t>
+        <w:t>本课程采用平时成绩、课程作业和期末考核相结合的方式。最终成绩100%=平时成绩20%＋课程作业20%＋期末考核60%。平时成绩依据课堂参与、学习过程、规范、记录和学术诚信综合评价；课程作业整合原有阶段作业、系统架构图、接口表、数据流、数据字典、测试矩阵和综合性学习证据；期末考核保持本课程“考查”性质，采用智能工厂集成综合方案报告并结合方案答辩或个人核验，重点评价体系架构、工业网络、装备与单元集成、MES及企业系统协同、工业互联网与数字孪生、系统联调测试、安全与运维能力，不新增闭卷笔试或机考。</w:t>
       </w:r>
     </w:p>
     <w:p>
@@ -5076,16 +5182,15 @@
     <w:p>
       <w:pPr>
         <w:keepNext/>
-        <w:spacing w:before="80" w:after="40"/>
+        <w:spacing w:before="0" w:after="0" w:line="283" w:lineRule="auto"/>
       </w:pPr>
       <w:r>
         <w:rPr>
-          <w:rFonts w:ascii="Times New Roman" w:hAnsi="Times New Roman" w:cs="Times New Roman" w:eastAsia="宋体" w:hint="eastAsia"/>
+          <w:rFonts w:ascii="Times New Roman" w:hAnsi="Times New Roman" w:eastAsia="宋体"/>
           <w:b/>
           <w:sz w:val="24"/>
-          <w:lang w:eastAsia="zh-CN"/>
         </w:rPr>
-        <w:t>（1）平时表现评分标准</w:t>
+        <w:t>（1）平时成绩评分标准</w:t>
       </w:r>
     </w:p>
     <w:tbl>
@@ -5627,18 +5732,17 @@
           </w:tcPr>
           <w:p>
             <w:pPr>
-              <w:spacing w:before="0" w:after="0" w:line="240" w:lineRule="auto"/>
-              <w:jc w:val="left"/>
+              <w:spacing w:before="0" w:after="0" w:line="252" w:lineRule="auto"/>
+              <w:jc w:val="center"/>
             </w:pPr>
             <w:r/>
             <w:r>
               <w:rPr>
-                <w:rFonts w:ascii="Times New Roman" w:hAnsi="Times New Roman" w:cs="Times New Roman" w:eastAsia="宋体" w:hint="eastAsia"/>
+                <w:rFonts w:ascii="Times New Roman" w:hAnsi="Times New Roman" w:eastAsia="宋体"/>
                 <w:b/>
                 <w:sz w:val="15"/>
-                <w:lang w:eastAsia="zh-CN"/>
               </w:rPr>
-              <w:t>学习记录与技术表达</w:t>
+              <w:t>学习记录、技术表达与学术诚信</w:t>
             </w:r>
           </w:p>
         </w:tc>
@@ -5669,18 +5773,17 @@
           </w:tcPr>
           <w:p>
             <w:pPr>
-              <w:spacing w:before="0" w:after="0" w:line="240" w:lineRule="auto"/>
+              <w:spacing w:before="0" w:after="0" w:line="252" w:lineRule="auto"/>
               <w:jc w:val="left"/>
             </w:pPr>
             <w:r/>
             <w:r>
               <w:rPr>
-                <w:rFonts w:ascii="Times New Roman" w:hAnsi="Times New Roman" w:cs="Times New Roman" w:eastAsia="宋体" w:hint="eastAsia"/>
+                <w:rFonts w:ascii="Times New Roman" w:hAnsi="Times New Roman" w:eastAsia="宋体"/>
                 <w:b w:val="0"/>
                 <w:sz w:val="15"/>
-                <w:lang w:eastAsia="zh-CN"/>
               </w:rPr>
-              <w:t>架构图、协议表、数据字典、来源和反思记录完整、规范、可复核</w:t>
+              <w:t>架构图、协议表、数据字典、来源和反思记录完整、规范、可复核，引用与成果归属清楚</w:t>
             </w:r>
           </w:p>
         </w:tc>
@@ -5690,18 +5793,17 @@
           </w:tcPr>
           <w:p>
             <w:pPr>
-              <w:spacing w:before="0" w:after="0" w:line="240" w:lineRule="auto"/>
+              <w:spacing w:before="0" w:after="0" w:line="252" w:lineRule="auto"/>
               <w:jc w:val="left"/>
             </w:pPr>
             <w:r/>
             <w:r>
               <w:rPr>
-                <w:rFonts w:ascii="Times New Roman" w:hAnsi="Times New Roman" w:cs="Times New Roman" w:eastAsia="宋体" w:hint="eastAsia"/>
+                <w:rFonts w:ascii="Times New Roman" w:hAnsi="Times New Roman" w:eastAsia="宋体"/>
                 <w:b w:val="0"/>
                 <w:sz w:val="15"/>
-                <w:lang w:eastAsia="zh-CN"/>
               </w:rPr>
-              <w:t>记录较完整，少量问题可自主修正</w:t>
+              <w:t>记录较完整，少量问题可自主修正，引用基本规范</w:t>
             </w:r>
           </w:p>
         </w:tc>
@@ -5711,18 +5813,17 @@
           </w:tcPr>
           <w:p>
             <w:pPr>
-              <w:spacing w:before="0" w:after="0" w:line="240" w:lineRule="auto"/>
+              <w:spacing w:before="0" w:after="0" w:line="252" w:lineRule="auto"/>
               <w:jc w:val="left"/>
             </w:pPr>
             <w:r/>
             <w:r>
               <w:rPr>
-                <w:rFonts w:ascii="Times New Roman" w:hAnsi="Times New Roman" w:cs="Times New Roman" w:eastAsia="宋体" w:hint="eastAsia"/>
+                <w:rFonts w:ascii="Times New Roman" w:hAnsi="Times New Roman" w:eastAsia="宋体"/>
                 <w:b w:val="0"/>
                 <w:sz w:val="15"/>
-                <w:lang w:eastAsia="zh-CN"/>
               </w:rPr>
-              <w:t>完成主要记录并有基本依据</w:t>
+              <w:t>完成主要记录并有基本依据，能够说明主要来源</w:t>
             </w:r>
           </w:p>
         </w:tc>
@@ -5732,18 +5833,17 @@
           </w:tcPr>
           <w:p>
             <w:pPr>
-              <w:spacing w:before="0" w:after="0" w:line="240" w:lineRule="auto"/>
+              <w:spacing w:before="0" w:after="0" w:line="252" w:lineRule="auto"/>
               <w:jc w:val="left"/>
             </w:pPr>
             <w:r/>
             <w:r>
               <w:rPr>
-                <w:rFonts w:ascii="Times New Roman" w:hAnsi="Times New Roman" w:cs="Times New Roman" w:eastAsia="宋体" w:hint="eastAsia"/>
+                <w:rFonts w:ascii="Times New Roman" w:hAnsi="Times New Roman" w:eastAsia="宋体"/>
                 <w:b w:val="0"/>
                 <w:sz w:val="15"/>
-                <w:lang w:eastAsia="zh-CN"/>
               </w:rPr>
-              <w:t>在指导下达到最低记录和提交要求</w:t>
+              <w:t>在指导下达到最低记录、引用和提交要求</w:t>
             </w:r>
           </w:p>
         </w:tc>
@@ -5753,18 +5853,17 @@
           </w:tcPr>
           <w:p>
             <w:pPr>
-              <w:spacing w:before="0" w:after="0" w:line="240" w:lineRule="auto"/>
+              <w:spacing w:before="0" w:after="0" w:line="252" w:lineRule="auto"/>
               <w:jc w:val="left"/>
             </w:pPr>
             <w:r/>
             <w:r>
               <w:rPr>
-                <w:rFonts w:ascii="Times New Roman" w:hAnsi="Times New Roman" w:cs="Times New Roman" w:eastAsia="宋体" w:hint="eastAsia"/>
+                <w:rFonts w:ascii="Times New Roman" w:hAnsi="Times New Roman" w:eastAsia="宋体"/>
                 <w:b w:val="0"/>
                 <w:sz w:val="15"/>
-                <w:lang w:eastAsia="zh-CN"/>
               </w:rPr>
-              <w:t>大量缺交、无依据或结果无法解释</w:t>
+              <w:t>大量缺交、来源不明、无依据或结果无法解释</w:t>
             </w:r>
           </w:p>
         </w:tc>
@@ -5934,13 +6033,15 @@
           </w:tcPr>
           <w:p>
             <w:pPr>
+              <w:spacing w:before="0" w:after="0" w:line="252" w:lineRule="auto"/>
               <w:jc w:val="left"/>
             </w:pPr>
+            <w:r/>
             <w:r>
               <w:rPr>
                 <w:rFonts w:ascii="Times New Roman" w:hAnsi="Times New Roman" w:eastAsia="宋体"/>
                 <w:b w:val="0"/>
-                <w:sz w:val="15"/>
+                <w:sz w:val="16"/>
               </w:rPr>
               <w:t>智能工厂总体架构分析</w:t>
             </w:r>
@@ -5952,15 +6053,17 @@
           </w:tcPr>
           <w:p>
             <w:pPr>
+              <w:spacing w:before="0" w:after="0" w:line="252" w:lineRule="auto"/>
               <w:jc w:val="center"/>
             </w:pPr>
+            <w:r/>
             <w:r>
               <w:rPr>
                 <w:rFonts w:ascii="Times New Roman" w:hAnsi="Times New Roman" w:eastAsia="宋体"/>
                 <w:b w:val="0"/>
-                <w:sz w:val="15"/>
+                <w:sz w:val="16"/>
               </w:rPr>
-              <w:t>15%</w:t>
+              <w:t>10%</w:t>
             </w:r>
           </w:p>
         </w:tc>
@@ -5970,15 +6073,17 @@
           </w:tcPr>
           <w:p>
             <w:pPr>
+              <w:spacing w:before="0" w:after="0" w:line="252" w:lineRule="auto"/>
               <w:jc w:val="left"/>
             </w:pPr>
+            <w:r/>
             <w:r>
               <w:rPr>
                 <w:rFonts w:ascii="Times New Roman" w:hAnsi="Times New Roman" w:eastAsia="宋体"/>
                 <w:b w:val="0"/>
-                <w:sz w:val="15"/>
+                <w:sz w:val="16"/>
               </w:rPr>
-              <w:t>架构层级、对象、边界和主要信息流清楚，能够说明集成目标与约束。</w:t>
+              <w:t>架构层级、对象、边界和主要信息流清楚，能够说明集成目标、约束和责任边界。</w:t>
             </w:r>
           </w:p>
         </w:tc>
@@ -5988,13 +6093,15 @@
           </w:tcPr>
           <w:p>
             <w:pPr>
+              <w:spacing w:before="0" w:after="0" w:line="252" w:lineRule="auto"/>
               <w:jc w:val="center"/>
             </w:pPr>
+            <w:r/>
             <w:r>
               <w:rPr>
                 <w:rFonts w:ascii="Times New Roman" w:hAnsi="Times New Roman" w:eastAsia="宋体"/>
                 <w:b w:val="0"/>
-                <w:sz w:val="15"/>
+                <w:sz w:val="16"/>
               </w:rPr>
               <w:t>目标 1.1，2.1，3.1</w:t>
             </w:r>
@@ -6011,13 +6118,15 @@
           </w:tcPr>
           <w:p>
             <w:pPr>
+              <w:spacing w:before="0" w:after="0" w:line="252" w:lineRule="auto"/>
               <w:jc w:val="left"/>
             </w:pPr>
+            <w:r/>
             <w:r>
               <w:rPr>
                 <w:rFonts w:ascii="Times New Roman" w:hAnsi="Times New Roman" w:eastAsia="宋体"/>
                 <w:b w:val="0"/>
-                <w:sz w:val="15"/>
+                <w:sz w:val="16"/>
               </w:rPr>
               <w:t>工业网络与通信方案</w:t>
             </w:r>
@@ -6029,15 +6138,17 @@
           </w:tcPr>
           <w:p>
             <w:pPr>
+              <w:spacing w:before="0" w:after="0" w:line="252" w:lineRule="auto"/>
               <w:jc w:val="center"/>
             </w:pPr>
+            <w:r/>
             <w:r>
               <w:rPr>
                 <w:rFonts w:ascii="Times New Roman" w:hAnsi="Times New Roman" w:eastAsia="宋体"/>
                 <w:b w:val="0"/>
-                <w:sz w:val="15"/>
+                <w:sz w:val="16"/>
               </w:rPr>
-              <w:t>20%</w:t>
+              <w:t>15%</w:t>
             </w:r>
           </w:p>
         </w:tc>
@@ -6047,15 +6158,17 @@
           </w:tcPr>
           <w:p>
             <w:pPr>
+              <w:spacing w:before="0" w:after="0" w:line="252" w:lineRule="auto"/>
               <w:jc w:val="left"/>
             </w:pPr>
+            <w:r/>
             <w:r>
               <w:rPr>
                 <w:rFonts w:ascii="Times New Roman" w:hAnsi="Times New Roman" w:eastAsia="宋体"/>
                 <w:b w:val="0"/>
-                <w:sz w:val="15"/>
+                <w:sz w:val="16"/>
               </w:rPr>
-              <w:t>协议与网络选型依据充分，设备地址、数据点、实时性与可靠性要求清楚。</w:t>
+              <w:t>协议与网络选型依据充分，设备地址、数据点、实时性、可靠性和安全要求清楚。</w:t>
             </w:r>
           </w:p>
         </w:tc>
@@ -6065,13 +6178,15 @@
           </w:tcPr>
           <w:p>
             <w:pPr>
+              <w:spacing w:before="0" w:after="0" w:line="252" w:lineRule="auto"/>
               <w:jc w:val="center"/>
             </w:pPr>
+            <w:r/>
             <w:r>
               <w:rPr>
                 <w:rFonts w:ascii="Times New Roman" w:hAnsi="Times New Roman" w:eastAsia="宋体"/>
                 <w:b w:val="0"/>
-                <w:sz w:val="15"/>
+                <w:sz w:val="16"/>
               </w:rPr>
               <w:t>目标 1.2，2.2，3.2，3.5</w:t>
             </w:r>
@@ -6088,13 +6203,15 @@
           </w:tcPr>
           <w:p>
             <w:pPr>
+              <w:spacing w:before="0" w:after="0" w:line="252" w:lineRule="auto"/>
               <w:jc w:val="left"/>
             </w:pPr>
+            <w:r/>
             <w:r>
               <w:rPr>
                 <w:rFonts w:ascii="Times New Roman" w:hAnsi="Times New Roman" w:eastAsia="宋体"/>
                 <w:b w:val="0"/>
-                <w:sz w:val="15"/>
+                <w:sz w:val="16"/>
               </w:rPr>
               <w:t>制造单元接口与协同</w:t>
             </w:r>
@@ -6106,13 +6223,15 @@
           </w:tcPr>
           <w:p>
             <w:pPr>
+              <w:spacing w:before="0" w:after="0" w:line="252" w:lineRule="auto"/>
               <w:jc w:val="center"/>
             </w:pPr>
+            <w:r/>
             <w:r>
               <w:rPr>
                 <w:rFonts w:ascii="Times New Roman" w:hAnsi="Times New Roman" w:eastAsia="宋体"/>
                 <w:b w:val="0"/>
-                <w:sz w:val="15"/>
+                <w:sz w:val="16"/>
               </w:rPr>
               <w:t>20%</w:t>
             </w:r>
@@ -6124,15 +6243,17 @@
           </w:tcPr>
           <w:p>
             <w:pPr>
+              <w:spacing w:before="0" w:after="0" w:line="252" w:lineRule="auto"/>
               <w:jc w:val="left"/>
             </w:pPr>
+            <w:r/>
             <w:r>
               <w:rPr>
                 <w:rFonts w:ascii="Times New Roman" w:hAnsi="Times New Roman" w:eastAsia="宋体"/>
                 <w:b w:val="0"/>
-                <w:sz w:val="15"/>
+                <w:sz w:val="16"/>
               </w:rPr>
-              <w:t>机器人、机床、PLC、视觉或物流的状态、命令、互锁与异常接口完整。</w:t>
+              <w:t>机器人、机床、PLC、视觉或物流的状态、命令、互锁与异常接口完整，并能形成接口表或时序证据。</w:t>
             </w:r>
           </w:p>
         </w:tc>
@@ -6142,13 +6263,15 @@
           </w:tcPr>
           <w:p>
             <w:pPr>
+              <w:spacing w:before="0" w:after="0" w:line="252" w:lineRule="auto"/>
               <w:jc w:val="center"/>
             </w:pPr>
+            <w:r/>
             <w:r>
               <w:rPr>
                 <w:rFonts w:ascii="Times New Roman" w:hAnsi="Times New Roman" w:eastAsia="宋体"/>
                 <w:b w:val="0"/>
-                <w:sz w:val="15"/>
+                <w:sz w:val="16"/>
               </w:rPr>
               <w:t>目标 1.3，2.3，3.2，3.3</w:t>
             </w:r>
@@ -6165,13 +6288,15 @@
           </w:tcPr>
           <w:p>
             <w:pPr>
+              <w:spacing w:before="0" w:after="0" w:line="252" w:lineRule="auto"/>
               <w:jc w:val="left"/>
             </w:pPr>
+            <w:r/>
             <w:r>
               <w:rPr>
                 <w:rFonts w:ascii="Times New Roman" w:hAnsi="Times New Roman" w:eastAsia="宋体"/>
                 <w:b w:val="0"/>
-                <w:sz w:val="15"/>
+                <w:sz w:val="16"/>
               </w:rPr>
               <w:t>MES与业务系统集成</w:t>
             </w:r>
@@ -6183,13 +6308,15 @@
           </w:tcPr>
           <w:p>
             <w:pPr>
+              <w:spacing w:before="0" w:after="0" w:line="252" w:lineRule="auto"/>
               <w:jc w:val="center"/>
             </w:pPr>
+            <w:r/>
             <w:r>
               <w:rPr>
                 <w:rFonts w:ascii="Times New Roman" w:hAnsi="Times New Roman" w:eastAsia="宋体"/>
                 <w:b w:val="0"/>
-                <w:sz w:val="15"/>
+                <w:sz w:val="16"/>
               </w:rPr>
               <w:t>20%</w:t>
             </w:r>
@@ -6201,15 +6328,17 @@
           </w:tcPr>
           <w:p>
             <w:pPr>
+              <w:spacing w:before="0" w:after="0" w:line="252" w:lineRule="auto"/>
               <w:jc w:val="left"/>
             </w:pPr>
+            <w:r/>
             <w:r>
               <w:rPr>
                 <w:rFonts w:ascii="Times New Roman" w:hAnsi="Times New Roman" w:eastAsia="宋体"/>
                 <w:b w:val="0"/>
-                <w:sz w:val="15"/>
+                <w:sz w:val="16"/>
               </w:rPr>
-              <w:t>主数据、业务事件、MES与ERP/PLM/WMS/QMS边界和数据流合理。</w:t>
+              <w:t>主数据、业务事件、MES与ERP/PLM/WMS/QMS边界和数据流合理，阶段作业能够体现业务闭环。</w:t>
             </w:r>
           </w:p>
         </w:tc>
@@ -6219,13 +6348,15 @@
           </w:tcPr>
           <w:p>
             <w:pPr>
+              <w:spacing w:before="0" w:after="0" w:line="252" w:lineRule="auto"/>
               <w:jc w:val="center"/>
             </w:pPr>
+            <w:r/>
             <w:r>
               <w:rPr>
                 <w:rFonts w:ascii="Times New Roman" w:hAnsi="Times New Roman" w:eastAsia="宋体"/>
                 <w:b w:val="0"/>
-                <w:sz w:val="15"/>
+                <w:sz w:val="16"/>
               </w:rPr>
               <w:t>目标 1.4，2.4，3.4</w:t>
             </w:r>
@@ -6242,13 +6373,15 @@
           </w:tcPr>
           <w:p>
             <w:pPr>
+              <w:spacing w:before="0" w:after="0" w:line="252" w:lineRule="auto"/>
               <w:jc w:val="left"/>
             </w:pPr>
+            <w:r/>
             <w:r>
               <w:rPr>
                 <w:rFonts w:ascii="Times New Roman" w:hAnsi="Times New Roman" w:eastAsia="宋体"/>
                 <w:b w:val="0"/>
-                <w:sz w:val="15"/>
+                <w:sz w:val="16"/>
               </w:rPr>
               <w:t>平台数据与数字孪生</w:t>
             </w:r>
@@ -6260,15 +6393,17 @@
           </w:tcPr>
           <w:p>
             <w:pPr>
+              <w:spacing w:before="0" w:after="0" w:line="252" w:lineRule="auto"/>
               <w:jc w:val="center"/>
             </w:pPr>
+            <w:r/>
             <w:r>
               <w:rPr>
                 <w:rFonts w:ascii="Times New Roman" w:hAnsi="Times New Roman" w:eastAsia="宋体"/>
                 <w:b w:val="0"/>
-                <w:sz w:val="15"/>
+                <w:sz w:val="16"/>
               </w:rPr>
-              <w:t>15%</w:t>
+              <w:t>20%</w:t>
             </w:r>
           </w:p>
         </w:tc>
@@ -6278,15 +6413,17 @@
           </w:tcPr>
           <w:p>
             <w:pPr>
+              <w:spacing w:before="0" w:after="0" w:line="252" w:lineRule="auto"/>
               <w:jc w:val="left"/>
             </w:pPr>
+            <w:r/>
             <w:r>
               <w:rPr>
                 <w:rFonts w:ascii="Times New Roman" w:hAnsi="Times New Roman" w:eastAsia="宋体"/>
                 <w:b w:val="0"/>
-                <w:sz w:val="15"/>
+                <w:sz w:val="16"/>
               </w:rPr>
-              <w:t>数据采集、边缘处理、信息模型、平台接入及数据质量要求完整。</w:t>
+              <w:t>数据采集、边缘处理、信息模型、平台接入及数据质量要求完整，并有数据字典、模型或分析证据。</w:t>
             </w:r>
           </w:p>
         </w:tc>
@@ -6296,13 +6433,15 @@
           </w:tcPr>
           <w:p>
             <w:pPr>
+              <w:spacing w:before="0" w:after="0" w:line="252" w:lineRule="auto"/>
               <w:jc w:val="center"/>
             </w:pPr>
+            <w:r/>
             <w:r>
               <w:rPr>
                 <w:rFonts w:ascii="Times New Roman" w:hAnsi="Times New Roman" w:eastAsia="宋体"/>
                 <w:b w:val="0"/>
-                <w:sz w:val="15"/>
+                <w:sz w:val="16"/>
               </w:rPr>
               <w:t>目标 1.5，2.5，3.5，3.6</w:t>
             </w:r>
@@ -6319,15 +6458,17 @@
           </w:tcPr>
           <w:p>
             <w:pPr>
+              <w:spacing w:before="0" w:after="0" w:line="252" w:lineRule="auto"/>
               <w:jc w:val="left"/>
             </w:pPr>
+            <w:r/>
             <w:r>
               <w:rPr>
                 <w:rFonts w:ascii="Times New Roman" w:hAnsi="Times New Roman" w:eastAsia="宋体"/>
                 <w:b w:val="0"/>
-                <w:sz w:val="15"/>
+                <w:sz w:val="16"/>
               </w:rPr>
-              <w:t>综合集成方案</w:t>
+              <w:t>综合性阶段成果与验证证据</w:t>
             </w:r>
           </w:p>
         </w:tc>
@@ -6337,15 +6478,17 @@
           </w:tcPr>
           <w:p>
             <w:pPr>
+              <w:spacing w:before="0" w:after="0" w:line="252" w:lineRule="auto"/>
               <w:jc w:val="center"/>
             </w:pPr>
+            <w:r/>
             <w:r>
               <w:rPr>
                 <w:rFonts w:ascii="Times New Roman" w:hAnsi="Times New Roman" w:eastAsia="宋体"/>
                 <w:b w:val="0"/>
-                <w:sz w:val="15"/>
+                <w:sz w:val="16"/>
               </w:rPr>
-              <w:t>10%</w:t>
+              <w:t>15%</w:t>
             </w:r>
           </w:p>
         </w:tc>
@@ -6355,15 +6498,17 @@
           </w:tcPr>
           <w:p>
             <w:pPr>
+              <w:spacing w:before="0" w:after="0" w:line="252" w:lineRule="auto"/>
               <w:jc w:val="left"/>
             </w:pPr>
+            <w:r/>
             <w:r>
               <w:rPr>
                 <w:rFonts w:ascii="Times New Roman" w:hAnsi="Times New Roman" w:eastAsia="宋体"/>
                 <w:b w:val="0"/>
-                <w:sz w:val="15"/>
+                <w:sz w:val="16"/>
               </w:rPr>
-              <w:t>需求、架构、接口、联调、测试、安全、运维和验收闭环完整。</w:t>
+              <w:t>能整合需求、架构、接口、联调、测试、安全和运维形成阶段性综合成果；测试矩阵、变更记录或个人解释能够证明学习过程和能力。</w:t>
             </w:r>
           </w:p>
         </w:tc>
@@ -6373,13 +6518,15 @@
           </w:tcPr>
           <w:p>
             <w:pPr>
+              <w:spacing w:before="0" w:after="0" w:line="252" w:lineRule="auto"/>
               <w:jc w:val="center"/>
             </w:pPr>
+            <w:r/>
             <w:r>
               <w:rPr>
                 <w:rFonts w:ascii="Times New Roman" w:hAnsi="Times New Roman" w:eastAsia="宋体"/>
                 <w:b w:val="0"/>
-                <w:sz w:val="15"/>
+                <w:sz w:val="16"/>
               </w:rPr>
               <w:t>目标 1.6，2.6，3.3—3.6</w:t>
             </w:r>
@@ -6463,16 +6610,15 @@
     <w:p>
       <w:pPr>
         <w:keepNext/>
-        <w:spacing w:before="80" w:after="40"/>
+        <w:spacing w:before="0" w:after="0" w:line="283" w:lineRule="auto"/>
       </w:pPr>
       <w:r>
         <w:rPr>
-          <w:rFonts w:ascii="Times New Roman" w:hAnsi="Times New Roman" w:cs="Times New Roman" w:eastAsia="宋体" w:hint="eastAsia"/>
+          <w:rFonts w:ascii="Times New Roman" w:hAnsi="Times New Roman" w:eastAsia="宋体"/>
           <w:b/>
           <w:sz w:val="24"/>
-          <w:lang w:eastAsia="zh-CN"/>
         </w:rPr>
-        <w:t>（3）期末综合考查评分标准</w:t>
+        <w:t>（3）期末考核评分标准</w:t>
       </w:r>
     </w:p>
     <w:tbl>
@@ -6569,18 +6715,17 @@
           </w:tcPr>
           <w:p>
             <w:pPr>
-              <w:spacing w:before="0" w:after="0" w:line="240" w:lineRule="auto"/>
+              <w:spacing w:before="0" w:after="0" w:line="252" w:lineRule="auto"/>
               <w:jc w:val="center"/>
             </w:pPr>
             <w:r/>
             <w:r>
               <w:rPr>
-                <w:rFonts w:ascii="Times New Roman" w:hAnsi="Times New Roman" w:cs="Times New Roman" w:eastAsia="宋体" w:hint="eastAsia"/>
+                <w:rFonts w:ascii="Times New Roman" w:hAnsi="Times New Roman" w:eastAsia="宋体"/>
                 <w:b/>
                 <w:sz w:val="16"/>
-                <w:lang w:eastAsia="zh-CN"/>
               </w:rPr>
-              <w:t>考查目标与评分要求</w:t>
+              <w:t>考点与要求</w:t>
             </w:r>
           </w:p>
         </w:tc>
@@ -6623,15 +6768,17 @@
           </w:tcPr>
           <w:p>
             <w:pPr>
+              <w:spacing w:before="0" w:after="0" w:line="252" w:lineRule="auto"/>
               <w:jc w:val="left"/>
             </w:pPr>
+            <w:r/>
             <w:r>
               <w:rPr>
                 <w:rFonts w:ascii="Times New Roman" w:hAnsi="Times New Roman" w:eastAsia="宋体"/>
                 <w:b w:val="0"/>
-                <w:sz w:val="15"/>
+                <w:sz w:val="16"/>
               </w:rPr>
-              <w:t>体系架构与集成方法</w:t>
+              <w:t>体系架构与需求分析</w:t>
             </w:r>
           </w:p>
         </w:tc>
@@ -6641,15 +6788,17 @@
           </w:tcPr>
           <w:p>
             <w:pPr>
+              <w:spacing w:before="0" w:after="0" w:line="252" w:lineRule="auto"/>
               <w:jc w:val="center"/>
             </w:pPr>
+            <w:r/>
             <w:r>
               <w:rPr>
                 <w:rFonts w:ascii="Times New Roman" w:hAnsi="Times New Roman" w:eastAsia="宋体"/>
                 <w:b w:val="0"/>
-                <w:sz w:val="15"/>
+                <w:sz w:val="16"/>
               </w:rPr>
-              <w:t>15%</w:t>
+              <w:t>10%</w:t>
             </w:r>
           </w:p>
         </w:tc>
@@ -6659,15 +6808,17 @@
           </w:tcPr>
           <w:p>
             <w:pPr>
+              <w:spacing w:before="0" w:after="0" w:line="252" w:lineRule="auto"/>
               <w:jc w:val="left"/>
             </w:pPr>
+            <w:r/>
             <w:r>
               <w:rPr>
                 <w:rFonts w:ascii="Times New Roman" w:hAnsi="Times New Roman" w:eastAsia="宋体"/>
                 <w:b w:val="0"/>
-                <w:sz w:val="15"/>
+                <w:sz w:val="16"/>
               </w:rPr>
-              <w:t>智能工厂层级、CPS/工业互联网、集成对象与方法。</w:t>
+              <w:t>在综合报告中正确识别智能工厂层级、CPS/工业互联网关系、集成对象、业务需求与系统边界。</w:t>
             </w:r>
           </w:p>
         </w:tc>
@@ -6677,15 +6828,17 @@
           </w:tcPr>
           <w:p>
             <w:pPr>
+              <w:spacing w:before="0" w:after="0" w:line="252" w:lineRule="auto"/>
               <w:jc w:val="center"/>
             </w:pPr>
+            <w:r/>
             <w:r>
               <w:rPr>
                 <w:rFonts w:ascii="Times New Roman" w:hAnsi="Times New Roman" w:eastAsia="宋体"/>
                 <w:b w:val="0"/>
-                <w:sz w:val="15"/>
+                <w:sz w:val="16"/>
               </w:rPr>
-              <w:t>目标 1.1，2.1</w:t>
+              <w:t>目标 1.1，2.1，3.1</w:t>
             </w:r>
           </w:p>
         </w:tc>
@@ -6700,15 +6853,17 @@
           </w:tcPr>
           <w:p>
             <w:pPr>
+              <w:spacing w:before="0" w:after="0" w:line="252" w:lineRule="auto"/>
               <w:jc w:val="left"/>
             </w:pPr>
+            <w:r/>
             <w:r>
               <w:rPr>
                 <w:rFonts w:ascii="Times New Roman" w:hAnsi="Times New Roman" w:eastAsia="宋体"/>
                 <w:b w:val="0"/>
-                <w:sz w:val="15"/>
+                <w:sz w:val="16"/>
               </w:rPr>
-              <w:t>工业网络与通信</w:t>
+              <w:t>工业网络与协议选型</w:t>
             </w:r>
           </w:p>
         </w:tc>
@@ -6718,15 +6873,17 @@
           </w:tcPr>
           <w:p>
             <w:pPr>
+              <w:spacing w:before="0" w:after="0" w:line="252" w:lineRule="auto"/>
               <w:jc w:val="center"/>
             </w:pPr>
+            <w:r/>
             <w:r>
               <w:rPr>
                 <w:rFonts w:ascii="Times New Roman" w:hAnsi="Times New Roman" w:eastAsia="宋体"/>
                 <w:b w:val="0"/>
-                <w:sz w:val="15"/>
+                <w:sz w:val="16"/>
               </w:rPr>
-              <w:t>20%</w:t>
+              <w:t>15%</w:t>
             </w:r>
           </w:p>
         </w:tc>
@@ -6736,15 +6893,17 @@
           </w:tcPr>
           <w:p>
             <w:pPr>
+              <w:spacing w:before="0" w:after="0" w:line="252" w:lineRule="auto"/>
               <w:jc w:val="left"/>
             </w:pPr>
+            <w:r/>
             <w:r>
               <w:rPr>
                 <w:rFonts w:ascii="Times New Roman" w:hAnsi="Times New Roman" w:eastAsia="宋体"/>
                 <w:b w:val="0"/>
-                <w:sz w:val="15"/>
+                <w:sz w:val="16"/>
               </w:rPr>
-              <w:t>工业网络、典型协议、网关与协议选择分析。</w:t>
+              <w:t>能依据实时性、可靠性、范围和数据语义完成工业网络、典型协议、网关与安全方案选择，并说明取舍。</w:t>
             </w:r>
           </w:p>
         </w:tc>
@@ -6754,15 +6913,17 @@
           </w:tcPr>
           <w:p>
             <w:pPr>
+              <w:spacing w:before="0" w:after="0" w:line="252" w:lineRule="auto"/>
               <w:jc w:val="center"/>
             </w:pPr>
+            <w:r/>
             <w:r>
               <w:rPr>
                 <w:rFonts w:ascii="Times New Roman" w:hAnsi="Times New Roman" w:eastAsia="宋体"/>
                 <w:b w:val="0"/>
-                <w:sz w:val="15"/>
+                <w:sz w:val="16"/>
               </w:rPr>
-              <w:t>目标 1.2，2.2</w:t>
+              <w:t>目标 1.2，2.2，3.2，3.5</w:t>
             </w:r>
           </w:p>
         </w:tc>
@@ -6777,15 +6938,17 @@
           </w:tcPr>
           <w:p>
             <w:pPr>
+              <w:spacing w:before="0" w:after="0" w:line="252" w:lineRule="auto"/>
               <w:jc w:val="left"/>
             </w:pPr>
+            <w:r/>
             <w:r>
               <w:rPr>
                 <w:rFonts w:ascii="Times New Roman" w:hAnsi="Times New Roman" w:eastAsia="宋体"/>
                 <w:b w:val="0"/>
-                <w:sz w:val="15"/>
+                <w:sz w:val="16"/>
               </w:rPr>
-              <w:t>装备与单元集成</w:t>
+              <w:t>装备与生产单元集成</w:t>
             </w:r>
           </w:p>
         </w:tc>
@@ -6795,15 +6958,17 @@
           </w:tcPr>
           <w:p>
             <w:pPr>
+              <w:spacing w:before="0" w:after="0" w:line="252" w:lineRule="auto"/>
               <w:jc w:val="center"/>
             </w:pPr>
+            <w:r/>
             <w:r>
               <w:rPr>
                 <w:rFonts w:ascii="Times New Roman" w:hAnsi="Times New Roman" w:eastAsia="宋体"/>
                 <w:b w:val="0"/>
-                <w:sz w:val="15"/>
+                <w:sz w:val="16"/>
               </w:rPr>
-              <w:t>20%</w:t>
+              <w:t>15%</w:t>
             </w:r>
           </w:p>
         </w:tc>
@@ -6813,15 +6978,17 @@
           </w:tcPr>
           <w:p>
             <w:pPr>
+              <w:spacing w:before="0" w:after="0" w:line="252" w:lineRule="auto"/>
               <w:jc w:val="left"/>
             </w:pPr>
+            <w:r/>
             <w:r>
               <w:rPr>
                 <w:rFonts w:ascii="Times New Roman" w:hAnsi="Times New Roman" w:eastAsia="宋体"/>
                 <w:b w:val="0"/>
-                <w:sz w:val="15"/>
+                <w:sz w:val="16"/>
               </w:rPr>
-              <w:t>设备接口、状态、命令、互锁和生产单元协同。</w:t>
+              <w:t>能设计设备状态、命令、互锁、报警和异常处理关系，说明机器人、机床、PLC、视觉或物流的协同机制。</w:t>
             </w:r>
           </w:p>
         </w:tc>
@@ -6831,15 +6998,17 @@
           </w:tcPr>
           <w:p>
             <w:pPr>
+              <w:spacing w:before="0" w:after="0" w:line="252" w:lineRule="auto"/>
               <w:jc w:val="center"/>
             </w:pPr>
+            <w:r/>
             <w:r>
               <w:rPr>
                 <w:rFonts w:ascii="Times New Roman" w:hAnsi="Times New Roman" w:eastAsia="宋体"/>
                 <w:b w:val="0"/>
-                <w:sz w:val="15"/>
+                <w:sz w:val="16"/>
               </w:rPr>
-              <w:t>目标 1.3，2.3</w:t>
+              <w:t>目标 1.3，2.3，3.2，3.3</w:t>
             </w:r>
           </w:p>
         </w:tc>
@@ -6854,13 +7023,15 @@
           </w:tcPr>
           <w:p>
             <w:pPr>
+              <w:spacing w:before="0" w:after="0" w:line="252" w:lineRule="auto"/>
               <w:jc w:val="left"/>
             </w:pPr>
+            <w:r/>
             <w:r>
               <w:rPr>
                 <w:rFonts w:ascii="Times New Roman" w:hAnsi="Times New Roman" w:eastAsia="宋体"/>
                 <w:b w:val="0"/>
-                <w:sz w:val="15"/>
+                <w:sz w:val="16"/>
               </w:rPr>
               <w:t>MES与企业系统协同</w:t>
             </w:r>
@@ -6872,13 +7043,15 @@
           </w:tcPr>
           <w:p>
             <w:pPr>
+              <w:spacing w:before="0" w:after="0" w:line="252" w:lineRule="auto"/>
               <w:jc w:val="center"/>
             </w:pPr>
+            <w:r/>
             <w:r>
               <w:rPr>
                 <w:rFonts w:ascii="Times New Roman" w:hAnsi="Times New Roman" w:eastAsia="宋体"/>
                 <w:b w:val="0"/>
-                <w:sz w:val="15"/>
+                <w:sz w:val="16"/>
               </w:rPr>
               <w:t>20%</w:t>
             </w:r>
@@ -6890,15 +7063,17 @@
           </w:tcPr>
           <w:p>
             <w:pPr>
+              <w:spacing w:before="0" w:after="0" w:line="252" w:lineRule="auto"/>
               <w:jc w:val="left"/>
             </w:pPr>
+            <w:r/>
             <w:r>
               <w:rPr>
                 <w:rFonts w:ascii="Times New Roman" w:hAnsi="Times New Roman" w:eastAsia="宋体"/>
                 <w:b w:val="0"/>
-                <w:sz w:val="15"/>
+                <w:sz w:val="16"/>
               </w:rPr>
-              <w:t>MES功能、主数据、ERP/PLM/WMS/QMS边界和业务链。</w:t>
+              <w:t>能形成MES与ERP/PLM/WMS/QMS之间的主数据、业务事件、接口和追溯链路，边界与责任清楚。</w:t>
             </w:r>
           </w:p>
         </w:tc>
@@ -6908,15 +7083,17 @@
           </w:tcPr>
           <w:p>
             <w:pPr>
+              <w:spacing w:before="0" w:after="0" w:line="252" w:lineRule="auto"/>
               <w:jc w:val="center"/>
             </w:pPr>
+            <w:r/>
             <w:r>
               <w:rPr>
                 <w:rFonts w:ascii="Times New Roman" w:hAnsi="Times New Roman" w:eastAsia="宋体"/>
                 <w:b w:val="0"/>
-                <w:sz w:val="15"/>
+                <w:sz w:val="16"/>
               </w:rPr>
-              <w:t>目标 1.4，2.4</w:t>
+              <w:t>目标 1.4，2.4，3.1，3.4</w:t>
             </w:r>
           </w:p>
         </w:tc>
@@ -6931,15 +7108,17 @@
           </w:tcPr>
           <w:p>
             <w:pPr>
+              <w:spacing w:before="0" w:after="0" w:line="252" w:lineRule="auto"/>
               <w:jc w:val="left"/>
             </w:pPr>
+            <w:r/>
             <w:r>
               <w:rPr>
                 <w:rFonts w:ascii="Times New Roman" w:hAnsi="Times New Roman" w:eastAsia="宋体"/>
                 <w:b w:val="0"/>
-                <w:sz w:val="15"/>
+                <w:sz w:val="16"/>
               </w:rPr>
-              <w:t>工业互联网与数字孪生</w:t>
+              <w:t>工业互联网平台与数字孪生</w:t>
             </w:r>
           </w:p>
         </w:tc>
@@ -6949,15 +7128,17 @@
           </w:tcPr>
           <w:p>
             <w:pPr>
+              <w:spacing w:before="0" w:after="0" w:line="252" w:lineRule="auto"/>
               <w:jc w:val="center"/>
             </w:pPr>
+            <w:r/>
             <w:r>
               <w:rPr>
                 <w:rFonts w:ascii="Times New Roman" w:hAnsi="Times New Roman" w:eastAsia="宋体"/>
                 <w:b w:val="0"/>
-                <w:sz w:val="15"/>
+                <w:sz w:val="16"/>
               </w:rPr>
-              <w:t>15%</w:t>
+              <w:t>20%</w:t>
             </w:r>
           </w:p>
         </w:tc>
@@ -6967,15 +7148,17 @@
           </w:tcPr>
           <w:p>
             <w:pPr>
+              <w:spacing w:before="0" w:after="0" w:line="252" w:lineRule="auto"/>
               <w:jc w:val="left"/>
             </w:pPr>
+            <w:r/>
             <w:r>
               <w:rPr>
                 <w:rFonts w:ascii="Times New Roman" w:hAnsi="Times New Roman" w:eastAsia="宋体"/>
                 <w:b w:val="0"/>
-                <w:sz w:val="15"/>
+                <w:sz w:val="16"/>
               </w:rPr>
-              <w:t>边缘、信息模型、平台、数据治理与数字孪生。</w:t>
+              <w:t>能设计端—边—平台数据链、信息模型和数字孪生状态映射，说明数据质量、治理和应用指标。</w:t>
             </w:r>
           </w:p>
         </w:tc>
@@ -6985,15 +7168,17 @@
           </w:tcPr>
           <w:p>
             <w:pPr>
+              <w:spacing w:before="0" w:after="0" w:line="252" w:lineRule="auto"/>
               <w:jc w:val="center"/>
             </w:pPr>
+            <w:r/>
             <w:r>
               <w:rPr>
                 <w:rFonts w:ascii="Times New Roman" w:hAnsi="Times New Roman" w:eastAsia="宋体"/>
                 <w:b w:val="0"/>
-                <w:sz w:val="15"/>
+                <w:sz w:val="16"/>
               </w:rPr>
-              <w:t>目标 1.5，2.5</w:t>
+              <w:t>目标 1.5，2.5，3.2，3.5，3.6</w:t>
             </w:r>
           </w:p>
         </w:tc>
@@ -7008,15 +7193,17 @@
           </w:tcPr>
           <w:p>
             <w:pPr>
+              <w:spacing w:before="0" w:after="0" w:line="252" w:lineRule="auto"/>
               <w:jc w:val="left"/>
             </w:pPr>
+            <w:r/>
             <w:r>
               <w:rPr>
                 <w:rFonts w:ascii="Times New Roman" w:hAnsi="Times New Roman" w:eastAsia="宋体"/>
                 <w:b w:val="0"/>
-                <w:sz w:val="15"/>
+                <w:sz w:val="16"/>
               </w:rPr>
-              <w:t>集成设计与运维</w:t>
+              <w:t>综合集成、测试、安全运维与个人核验</w:t>
             </w:r>
           </w:p>
         </w:tc>
@@ -7026,15 +7213,17 @@
           </w:tcPr>
           <w:p>
             <w:pPr>
+              <w:spacing w:before="0" w:after="0" w:line="252" w:lineRule="auto"/>
               <w:jc w:val="center"/>
             </w:pPr>
+            <w:r/>
             <w:r>
               <w:rPr>
                 <w:rFonts w:ascii="Times New Roman" w:hAnsi="Times New Roman" w:eastAsia="宋体"/>
                 <w:b w:val="0"/>
-                <w:sz w:val="15"/>
+                <w:sz w:val="16"/>
               </w:rPr>
-              <w:t>10%</w:t>
+              <w:t>20%</w:t>
             </w:r>
           </w:p>
         </w:tc>
@@ -7044,15 +7233,17 @@
           </w:tcPr>
           <w:p>
             <w:pPr>
+              <w:spacing w:before="0" w:after="0" w:line="252" w:lineRule="auto"/>
               <w:jc w:val="left"/>
             </w:pPr>
+            <w:r/>
             <w:r>
               <w:rPr>
                 <w:rFonts w:ascii="Times New Roman" w:hAnsi="Times New Roman" w:eastAsia="宋体"/>
                 <w:b w:val="0"/>
-                <w:sz w:val="15"/>
+                <w:sz w:val="16"/>
               </w:rPr>
-              <w:t>需求、接口、联调、测试、安全、运维与持续优化。</w:t>
+              <w:t>综合方案覆盖需求、架构、接口、联调、端到端测试、网络与账号安全、异常恢复、日志、备份和持续优化；答辩或个人核验能够独立解释关键选择、验证依据和局限。</w:t>
             </w:r>
           </w:p>
         </w:tc>
@@ -7062,13 +7253,15 @@
           </w:tcPr>
           <w:p>
             <w:pPr>
+              <w:spacing w:before="0" w:after="0" w:line="252" w:lineRule="auto"/>
               <w:jc w:val="center"/>
             </w:pPr>
+            <w:r/>
             <w:r>
               <w:rPr>
                 <w:rFonts w:ascii="Times New Roman" w:hAnsi="Times New Roman" w:eastAsia="宋体"/>
                 <w:b w:val="0"/>
-                <w:sz w:val="15"/>
+                <w:sz w:val="16"/>
               </w:rPr>
               <w:t>目标 1.6，2.6，3.3—3.6</w:t>
             </w:r>
